--- a/Knowledge/3-Work knowledge/1-Software Engineering/2-Testing/5-My Source/1-ISTQB Foundation Level/5-Test Management/5-Test Techniques/2-Types of White-Box Techniques/8-Data Flow Testing.docx
+++ b/Knowledge/3-Work knowledge/1-Software Engineering/2-Testing/5-My Source/1-ISTQB Foundation Level/5-Test Management/5-Test Techniques/2-Types of White-Box Techniques/8-Data Flow Testing.docx
@@ -35,51 +35,77 @@
       </w:pPr>
       <w:r>
         <w:rPr>
-          <w:b/>
-          <w:shd w:val="clear" w:color="auto" w:fill="B7B7B7"/>
-        </w:rPr>
-        <w:t># Source</w:t>
-      </w:r>
-      <w:r>
-        <w:rPr>
-          <w:shd w:val="clear" w:color="auto" w:fill="B7B7B7"/>
-        </w:rPr>
-        <w:t xml:space="preserve">: </w:t>
-      </w:r>
-      <w:r>
-        <w:rPr>
-          <w:b/>
-          <w:shd w:val="clear" w:color="auto" w:fill="B7B7B7"/>
-        </w:rPr>
-        <w:t xml:space="preserve">Chatgpt </w:t>
-      </w:r>
-      <w:r>
-        <w:rPr>
-          <w:b/>
-          <w:sz w:val="14"/>
-          <w:szCs w:val="14"/>
-          <w:shd w:val="clear" w:color="auto" w:fill="B7B7B7"/>
-        </w:rPr>
-        <w:t>(GPT</w:t>
-      </w:r>
-      <w:r>
-        <w:rPr>
-          <w:rFonts w:ascii="Cambria Math" w:hAnsi="Cambria Math" w:cs="Cambria Math"/>
-          <w:b/>
-          <w:sz w:val="14"/>
-          <w:szCs w:val="14"/>
-          <w:shd w:val="clear" w:color="auto" w:fill="B7B7B7"/>
+          <w:rFonts w:ascii="Arial" w:eastAsia="Arial" w:hAnsi="Arial" w:cs="Arial"/>
+          <w:b/>
+          <w:color w:val="000000"/>
+          <w:sz w:val="18"/>
+          <w:highlight w:val="lightGray"/>
+        </w:rPr>
+        <w:t># Source: AI Source: Provided by: [Data Path</w:t>
+      </w:r>
+      <w:r>
+        <w:rPr>
+          <w:rFonts w:ascii="Arial" w:eastAsia="Arial" w:hAnsi="Arial" w:cs="Arial"/>
+          <w:color w:val="000000"/>
+          <w:sz w:val="18"/>
+          <w:highlight w:val="lightGray"/>
+        </w:rPr>
+        <w:t xml:space="preserve">: Persons Table -&gt; ID Column: 1, Name_En Column: Motasem Essam] -&gt; </w:t>
+      </w:r>
+      <w:r>
+        <w:rPr>
+          <w:rFonts w:ascii="Arial" w:eastAsia="Arial" w:hAnsi="Arial" w:cs="Arial"/>
+          <w:b/>
+          <w:color w:val="000000"/>
+          <w:sz w:val="18"/>
+          <w:highlight w:val="lightGray"/>
+        </w:rPr>
+        <w:t>From:</w:t>
+      </w:r>
+      <w:r>
+        <w:rPr>
+          <w:rFonts w:ascii="Arial" w:eastAsia="Arial" w:hAnsi="Arial" w:cs="Arial"/>
+          <w:color w:val="000000"/>
+          <w:sz w:val="18"/>
+          <w:highlight w:val="lightGray"/>
+        </w:rPr>
+        <w:t xml:space="preserve"> [Chatgpt (GPT</w:t>
+      </w:r>
+      <w:r>
+        <w:rPr>
+          <w:rFonts w:ascii="Arial" w:eastAsia="Arial" w:hAnsi="Arial" w:cs="Cambria Math"/>
+          <w:color w:val="000000"/>
+          <w:sz w:val="18"/>
+          <w:highlight w:val="lightGray"/>
         </w:rPr>
         <w:t>‑</w:t>
       </w:r>
       <w:r>
         <w:rPr>
-          <w:b/>
-          <w:sz w:val="14"/>
-          <w:szCs w:val="14"/>
-          <w:shd w:val="clear" w:color="auto" w:fill="B7B7B7"/>
-        </w:rPr>
-        <w:t>5 Mini) at [8/16/2025]</w:t>
+          <w:rFonts w:ascii="Arial" w:eastAsia="Arial" w:hAnsi="Arial" w:cs="Arial"/>
+          <w:color w:val="000000"/>
+          <w:sz w:val="18"/>
+          <w:highlight w:val="lightGray"/>
+        </w:rPr>
+        <w:t xml:space="preserve">5 Mini)] </w:t>
+      </w:r>
+      <w:r>
+        <w:rPr>
+          <w:rFonts w:ascii="Arial" w:eastAsia="Arial" w:hAnsi="Arial" w:cs="Arial"/>
+          <w:b/>
+          <w:color w:val="000000"/>
+          <w:sz w:val="18"/>
+          <w:highlight w:val="lightGray"/>
+        </w:rPr>
+        <w:t>on</w:t>
+      </w:r>
+      <w:r>
+        <w:rPr>
+          <w:rFonts w:ascii="Arial" w:eastAsia="Arial" w:hAnsi="Arial"/>
+          <w:sz w:val="18"/>
+          <w:highlight w:val="lightGray"/>
+        </w:rPr>
+        <w:t xml:space="preserve"> [8/16/2025]</w:t>
       </w:r>
     </w:p>
     <w:p>
@@ -171,7 +197,7 @@
     </w:p>
     <w:p>
       <w:r>
-        <w:pict w14:anchorId="648EEC32">
+        <w:pict w14:anchorId="44C63479">
           <v:rect id="_x0000_i1025" style="width:0;height:1.5pt" o:hralign="center" o:hrstd="t" o:hr="t" fillcolor="#a0a0a0" stroked="f"/>
         </w:pict>
       </w:r>
@@ -195,51 +221,77 @@
       </w:pPr>
       <w:r>
         <w:rPr>
-          <w:b/>
-          <w:shd w:val="clear" w:color="auto" w:fill="B7B7B7"/>
-        </w:rPr>
-        <w:t># Source</w:t>
-      </w:r>
-      <w:r>
-        <w:rPr>
-          <w:shd w:val="clear" w:color="auto" w:fill="B7B7B7"/>
-        </w:rPr>
-        <w:t xml:space="preserve">: </w:t>
-      </w:r>
-      <w:r>
-        <w:rPr>
-          <w:b/>
-          <w:shd w:val="clear" w:color="auto" w:fill="B7B7B7"/>
-        </w:rPr>
-        <w:t xml:space="preserve">Chatgpt </w:t>
-      </w:r>
-      <w:r>
-        <w:rPr>
-          <w:b/>
-          <w:sz w:val="14"/>
-          <w:szCs w:val="14"/>
-          <w:shd w:val="clear" w:color="auto" w:fill="B7B7B7"/>
-        </w:rPr>
-        <w:t>(GPT</w:t>
-      </w:r>
-      <w:r>
-        <w:rPr>
-          <w:rFonts w:ascii="Cambria Math" w:hAnsi="Cambria Math" w:cs="Cambria Math"/>
-          <w:b/>
-          <w:sz w:val="14"/>
-          <w:szCs w:val="14"/>
-          <w:shd w:val="clear" w:color="auto" w:fill="B7B7B7"/>
+          <w:rFonts w:ascii="Arial" w:eastAsia="Arial" w:hAnsi="Arial" w:cs="Arial"/>
+          <w:b/>
+          <w:color w:val="000000"/>
+          <w:sz w:val="18"/>
+          <w:highlight w:val="lightGray"/>
+        </w:rPr>
+        <w:t># Source: AI Source: Provided by: [Data Path</w:t>
+      </w:r>
+      <w:r>
+        <w:rPr>
+          <w:rFonts w:ascii="Arial" w:eastAsia="Arial" w:hAnsi="Arial" w:cs="Arial"/>
+          <w:color w:val="000000"/>
+          <w:sz w:val="18"/>
+          <w:highlight w:val="lightGray"/>
+        </w:rPr>
+        <w:t xml:space="preserve">: Persons Table -&gt; ID Column: 1, Name_En Column: Motasem Essam] -&gt; </w:t>
+      </w:r>
+      <w:r>
+        <w:rPr>
+          <w:rFonts w:ascii="Arial" w:eastAsia="Arial" w:hAnsi="Arial" w:cs="Arial"/>
+          <w:b/>
+          <w:color w:val="000000"/>
+          <w:sz w:val="18"/>
+          <w:highlight w:val="lightGray"/>
+        </w:rPr>
+        <w:t>From:</w:t>
+      </w:r>
+      <w:r>
+        <w:rPr>
+          <w:rFonts w:ascii="Arial" w:eastAsia="Arial" w:hAnsi="Arial" w:cs="Arial"/>
+          <w:color w:val="000000"/>
+          <w:sz w:val="18"/>
+          <w:highlight w:val="lightGray"/>
+        </w:rPr>
+        <w:t xml:space="preserve"> [Chatgpt (GPT</w:t>
+      </w:r>
+      <w:r>
+        <w:rPr>
+          <w:rFonts w:ascii="Arial" w:eastAsia="Arial" w:hAnsi="Arial" w:cs="Cambria Math"/>
+          <w:color w:val="000000"/>
+          <w:sz w:val="18"/>
+          <w:highlight w:val="lightGray"/>
         </w:rPr>
         <w:t>‑</w:t>
       </w:r>
       <w:r>
         <w:rPr>
-          <w:b/>
-          <w:sz w:val="14"/>
-          <w:szCs w:val="14"/>
-          <w:shd w:val="clear" w:color="auto" w:fill="B7B7B7"/>
-        </w:rPr>
-        <w:t>5 Mini) at [8/16/2025]</w:t>
+          <w:rFonts w:ascii="Arial" w:eastAsia="Arial" w:hAnsi="Arial" w:cs="Arial"/>
+          <w:color w:val="000000"/>
+          <w:sz w:val="18"/>
+          <w:highlight w:val="lightGray"/>
+        </w:rPr>
+        <w:t xml:space="preserve">5 Mini)] </w:t>
+      </w:r>
+      <w:r>
+        <w:rPr>
+          <w:rFonts w:ascii="Arial" w:eastAsia="Arial" w:hAnsi="Arial" w:cs="Arial"/>
+          <w:b/>
+          <w:color w:val="000000"/>
+          <w:sz w:val="18"/>
+          <w:highlight w:val="lightGray"/>
+        </w:rPr>
+        <w:t>on</w:t>
+      </w:r>
+      <w:r>
+        <w:rPr>
+          <w:rFonts w:ascii="Arial" w:eastAsia="Arial" w:hAnsi="Arial"/>
+          <w:sz w:val="18"/>
+          <w:highlight w:val="lightGray"/>
+        </w:rPr>
+        <w:t xml:space="preserve"> [8/16/2025]</w:t>
       </w:r>
     </w:p>
     <w:p>
@@ -248,6 +300,7 @@
           <w:ilvl w:val="0"/>
           <w:numId w:val="7"/>
         </w:numPr>
+        <w:spacing w:after="0" w:line="276" w:lineRule="auto"/>
         <w:rPr>
           <w:rFonts w:ascii="Roboto Mono" w:eastAsia="Roboto Mono" w:hAnsi="Roboto Mono" w:cs="Roboto Mono"/>
         </w:rPr>
@@ -278,7 +331,7 @@
           <w:noProof/>
         </w:rPr>
         <w:drawing>
-          <wp:inline distT="114300" distB="114300" distL="114300" distR="114300" wp14:anchorId="0FF0B96D" wp14:editId="21064425">
+          <wp:inline distT="114300" distB="114300" distL="114300" distR="114300" wp14:anchorId="1A8E2C70" wp14:editId="5B4B8EA4">
             <wp:extent cx="5943600" cy="723900"/>
             <wp:effectExtent l="0" t="0" r="0" b="0"/>
             <wp:docPr id="4" name="image4.png"/>
@@ -341,7 +394,7 @@
           <w:ilvl w:val="0"/>
           <w:numId w:val="7"/>
         </w:numPr>
-        <w:spacing w:before="240"/>
+        <w:spacing w:before="240" w:after="0" w:line="276" w:lineRule="auto"/>
         <w:rPr>
           <w:rFonts w:ascii="Roboto Mono" w:eastAsia="Roboto Mono" w:hAnsi="Roboto Mono" w:cs="Roboto Mono"/>
         </w:rPr>
@@ -372,6 +425,7 @@
           <w:ilvl w:val="0"/>
           <w:numId w:val="4"/>
         </w:numPr>
+        <w:spacing w:after="0" w:line="276" w:lineRule="auto"/>
         <w:rPr>
           <w:rFonts w:ascii="Roboto Mono" w:eastAsia="Roboto Mono" w:hAnsi="Roboto Mono" w:cs="Roboto Mono"/>
         </w:rPr>
@@ -403,7 +457,7 @@
           <w:noProof/>
         </w:rPr>
         <w:drawing>
-          <wp:inline distT="114300" distB="114300" distL="114300" distR="114300" wp14:anchorId="08711478" wp14:editId="752B0127">
+          <wp:inline distT="114300" distB="114300" distL="114300" distR="114300" wp14:anchorId="7CAC0E21" wp14:editId="6FA6FF0C">
             <wp:extent cx="5943600" cy="774700"/>
             <wp:effectExtent l="0" t="0" r="0" b="0"/>
             <wp:docPr id="3" name="image3.png"/>
@@ -458,24 +512,23 @@
           <w:ilvl w:val="1"/>
           <w:numId w:val="8"/>
         </w:numPr>
-        <w:spacing w:before="240" w:after="240"/>
-        <w:rPr>
-          <w:rFonts w:ascii="Roboto Mono" w:eastAsia="Roboto Mono" w:hAnsi="Roboto Mono" w:cs="Roboto Mono"/>
-        </w:rPr>
-      </w:pPr>
-    </w:p>
-    <w:p>
-      <w:pPr>
-        <w:rPr>
-          <w:rFonts w:ascii="Roboto Mono" w:eastAsia="Roboto Mono" w:hAnsi="Roboto Mono" w:cs="Roboto Mono"/>
-        </w:rPr>
-      </w:pPr>
-      <w:r>
-        <w:rPr>
-          <w:rFonts w:ascii="Roboto Mono" w:eastAsia="Roboto Mono" w:hAnsi="Roboto Mono" w:cs="Roboto Mono"/>
-          <w:b/>
-        </w:rPr>
-        <w:lastRenderedPageBreak/>
+        <w:spacing w:before="240" w:after="240" w:line="276" w:lineRule="auto"/>
+        <w:rPr>
+          <w:rFonts w:ascii="Roboto Mono" w:eastAsia="Roboto Mono" w:hAnsi="Roboto Mono" w:cs="Roboto Mono"/>
+        </w:rPr>
+      </w:pPr>
+    </w:p>
+    <w:p>
+      <w:pPr>
+        <w:rPr>
+          <w:rFonts w:ascii="Roboto Mono" w:eastAsia="Roboto Mono" w:hAnsi="Roboto Mono" w:cs="Roboto Mono"/>
+        </w:rPr>
+      </w:pPr>
+      <w:r>
+        <w:rPr>
+          <w:rFonts w:ascii="Roboto Mono" w:eastAsia="Roboto Mono" w:hAnsi="Roboto Mono" w:cs="Roboto Mono"/>
+          <w:b/>
+        </w:rPr>
         <w:t>Predicate use (p-use):</w:t>
       </w:r>
       <w:r>
@@ -497,7 +550,7 @@
           <w:noProof/>
         </w:rPr>
         <w:drawing>
-          <wp:inline distT="114300" distB="114300" distL="114300" distR="114300" wp14:anchorId="0DD832E7" wp14:editId="3A25739A">
+          <wp:inline distT="114300" distB="114300" distL="114300" distR="114300" wp14:anchorId="74936153" wp14:editId="550991A1">
             <wp:extent cx="5943600" cy="990600"/>
             <wp:effectExtent l="0" t="0" r="0" b="0"/>
             <wp:docPr id="2" name="image1.png"/>
@@ -565,7 +618,7 @@
           <w:ilvl w:val="1"/>
           <w:numId w:val="8"/>
         </w:numPr>
-        <w:spacing w:before="240"/>
+        <w:spacing w:before="240" w:after="0" w:line="276" w:lineRule="auto"/>
         <w:rPr>
           <w:rFonts w:ascii="Roboto Mono" w:eastAsia="Roboto Mono" w:hAnsi="Roboto Mono" w:cs="Roboto Mono"/>
         </w:rPr>
@@ -577,7 +630,7 @@
           <w:ilvl w:val="0"/>
           <w:numId w:val="7"/>
         </w:numPr>
-        <w:spacing w:after="240"/>
+        <w:spacing w:after="240" w:line="276" w:lineRule="auto"/>
       </w:pPr>
       <w:r>
         <w:rPr>
@@ -598,7 +651,7 @@
     </w:p>
     <w:p>
       <w:r>
-        <w:pict w14:anchorId="5A08283C">
+        <w:pict w14:anchorId="02D7D3D0">
           <v:rect id="_x0000_i1026" style="width:0;height:1.5pt" o:hralign="center" o:hrstd="t" o:hr="t" fillcolor="#a0a0a0" stroked="f"/>
         </w:pict>
       </w:r>
@@ -622,51 +675,77 @@
       </w:pPr>
       <w:r>
         <w:rPr>
-          <w:b/>
-          <w:shd w:val="clear" w:color="auto" w:fill="B7B7B7"/>
-        </w:rPr>
-        <w:t># Source</w:t>
-      </w:r>
-      <w:r>
-        <w:rPr>
-          <w:shd w:val="clear" w:color="auto" w:fill="B7B7B7"/>
-        </w:rPr>
-        <w:t xml:space="preserve">: </w:t>
-      </w:r>
-      <w:r>
-        <w:rPr>
-          <w:b/>
-          <w:shd w:val="clear" w:color="auto" w:fill="B7B7B7"/>
-        </w:rPr>
-        <w:t xml:space="preserve">Chatgpt </w:t>
-      </w:r>
-      <w:r>
-        <w:rPr>
-          <w:b/>
-          <w:sz w:val="14"/>
-          <w:szCs w:val="14"/>
-          <w:shd w:val="clear" w:color="auto" w:fill="B7B7B7"/>
-        </w:rPr>
-        <w:t>(GPT</w:t>
-      </w:r>
-      <w:r>
-        <w:rPr>
-          <w:rFonts w:ascii="Cambria Math" w:hAnsi="Cambria Math" w:cs="Cambria Math"/>
-          <w:b/>
-          <w:sz w:val="14"/>
-          <w:szCs w:val="14"/>
-          <w:shd w:val="clear" w:color="auto" w:fill="B7B7B7"/>
+          <w:rFonts w:ascii="Arial" w:eastAsia="Arial" w:hAnsi="Arial" w:cs="Arial"/>
+          <w:b/>
+          <w:color w:val="000000"/>
+          <w:sz w:val="18"/>
+          <w:highlight w:val="lightGray"/>
+        </w:rPr>
+        <w:t># Source: AI Source: Provided by: [Data Path</w:t>
+      </w:r>
+      <w:r>
+        <w:rPr>
+          <w:rFonts w:ascii="Arial" w:eastAsia="Arial" w:hAnsi="Arial" w:cs="Arial"/>
+          <w:color w:val="000000"/>
+          <w:sz w:val="18"/>
+          <w:highlight w:val="lightGray"/>
+        </w:rPr>
+        <w:t xml:space="preserve">: Persons Table -&gt; ID Column: 1, Name_En Column: Motasem Essam] -&gt; </w:t>
+      </w:r>
+      <w:r>
+        <w:rPr>
+          <w:rFonts w:ascii="Arial" w:eastAsia="Arial" w:hAnsi="Arial" w:cs="Arial"/>
+          <w:b/>
+          <w:color w:val="000000"/>
+          <w:sz w:val="18"/>
+          <w:highlight w:val="lightGray"/>
+        </w:rPr>
+        <w:t>From:</w:t>
+      </w:r>
+      <w:r>
+        <w:rPr>
+          <w:rFonts w:ascii="Arial" w:eastAsia="Arial" w:hAnsi="Arial" w:cs="Arial"/>
+          <w:color w:val="000000"/>
+          <w:sz w:val="18"/>
+          <w:highlight w:val="lightGray"/>
+        </w:rPr>
+        <w:t xml:space="preserve"> [Chatgpt (GPT</w:t>
+      </w:r>
+      <w:r>
+        <w:rPr>
+          <w:rFonts w:ascii="Arial" w:eastAsia="Arial" w:hAnsi="Arial" w:cs="Cambria Math"/>
+          <w:color w:val="000000"/>
+          <w:sz w:val="18"/>
+          <w:highlight w:val="lightGray"/>
         </w:rPr>
         <w:t>‑</w:t>
       </w:r>
       <w:r>
         <w:rPr>
-          <w:b/>
-          <w:sz w:val="14"/>
-          <w:szCs w:val="14"/>
-          <w:shd w:val="clear" w:color="auto" w:fill="B7B7B7"/>
-        </w:rPr>
-        <w:t>5 Mini) at [8/16/2025]</w:t>
+          <w:rFonts w:ascii="Arial" w:eastAsia="Arial" w:hAnsi="Arial" w:cs="Arial"/>
+          <w:color w:val="000000"/>
+          <w:sz w:val="18"/>
+          <w:highlight w:val="lightGray"/>
+        </w:rPr>
+        <w:t xml:space="preserve">5 Mini)] </w:t>
+      </w:r>
+      <w:r>
+        <w:rPr>
+          <w:rFonts w:ascii="Arial" w:eastAsia="Arial" w:hAnsi="Arial" w:cs="Arial"/>
+          <w:b/>
+          <w:color w:val="000000"/>
+          <w:sz w:val="18"/>
+          <w:highlight w:val="lightGray"/>
+        </w:rPr>
+        <w:t>on</w:t>
+      </w:r>
+      <w:r>
+        <w:rPr>
+          <w:rFonts w:ascii="Arial" w:eastAsia="Arial" w:hAnsi="Arial"/>
+          <w:sz w:val="18"/>
+          <w:highlight w:val="lightGray"/>
+        </w:rPr>
+        <w:t xml:space="preserve"> [8/16/2025]</w:t>
       </w:r>
     </w:p>
     <w:p>
@@ -675,7 +754,7 @@
           <w:noProof/>
         </w:rPr>
         <w:drawing>
-          <wp:inline distT="114300" distB="114300" distL="114300" distR="114300" wp14:anchorId="49D0B0D0" wp14:editId="661BFB8B">
+          <wp:inline distT="114300" distB="114300" distL="114300" distR="114300" wp14:anchorId="6B24BDA7" wp14:editId="7B8CACA5">
             <wp:extent cx="5943600" cy="1854200"/>
             <wp:effectExtent l="0" t="0" r="0" b="0"/>
             <wp:docPr id="1" name="image2.png"/>
@@ -815,14 +894,13 @@
           <w:ilvl w:val="0"/>
           <w:numId w:val="3"/>
         </w:numPr>
-        <w:spacing w:before="240"/>
-      </w:pPr>
-      <w:r>
-        <w:rPr>
-          <w:rFonts w:ascii="Roboto Mono" w:eastAsia="Roboto Mono" w:hAnsi="Roboto Mono" w:cs="Roboto Mono"/>
-          <w:b/>
-        </w:rPr>
-        <w:lastRenderedPageBreak/>
+        <w:spacing w:before="240" w:after="0" w:line="276" w:lineRule="auto"/>
+      </w:pPr>
+      <w:r>
+        <w:rPr>
+          <w:rFonts w:ascii="Roboto Mono" w:eastAsia="Roboto Mono" w:hAnsi="Roboto Mono" w:cs="Roboto Mono"/>
+          <w:b/>
+        </w:rPr>
         <w:t>x</w:t>
       </w:r>
       <w:r>
@@ -844,7 +922,7 @@
           <w:ilvl w:val="0"/>
           <w:numId w:val="3"/>
         </w:numPr>
-        <w:spacing w:after="240"/>
+        <w:spacing w:after="240" w:line="276" w:lineRule="auto"/>
       </w:pPr>
       <w:r>
         <w:rPr>
@@ -899,7 +977,7 @@
           <w:ilvl w:val="0"/>
           <w:numId w:val="1"/>
         </w:numPr>
-        <w:spacing w:before="240"/>
+        <w:spacing w:before="240" w:after="0" w:line="276" w:lineRule="auto"/>
       </w:pPr>
       <w:r>
         <w:rPr>
@@ -933,6 +1011,7 @@
           <w:ilvl w:val="0"/>
           <w:numId w:val="1"/>
         </w:numPr>
+        <w:spacing w:after="0" w:line="276" w:lineRule="auto"/>
       </w:pPr>
       <w:r>
         <w:rPr>
@@ -966,7 +1045,7 @@
           <w:ilvl w:val="0"/>
           <w:numId w:val="1"/>
         </w:numPr>
-        <w:spacing w:after="240"/>
+        <w:spacing w:after="240" w:line="276" w:lineRule="auto"/>
       </w:pPr>
       <w:r>
         <w:rPr>
@@ -980,7 +1059,7 @@
     </w:p>
     <w:p>
       <w:r>
-        <w:pict w14:anchorId="05FC591F">
+        <w:pict w14:anchorId="2CE57B7A">
           <v:rect id="_x0000_i1027" style="width:0;height:1.5pt" o:hralign="center" o:hrstd="t" o:hr="t" fillcolor="#a0a0a0" stroked="f"/>
         </w:pict>
       </w:r>
@@ -1007,51 +1086,77 @@
       </w:pPr>
       <w:r>
         <w:rPr>
-          <w:b/>
-          <w:shd w:val="clear" w:color="auto" w:fill="B7B7B7"/>
-        </w:rPr>
-        <w:t># Source</w:t>
-      </w:r>
-      <w:r>
-        <w:rPr>
-          <w:shd w:val="clear" w:color="auto" w:fill="B7B7B7"/>
-        </w:rPr>
-        <w:t xml:space="preserve">: </w:t>
-      </w:r>
-      <w:r>
-        <w:rPr>
-          <w:b/>
-          <w:shd w:val="clear" w:color="auto" w:fill="B7B7B7"/>
-        </w:rPr>
-        <w:t xml:space="preserve">Chatgpt </w:t>
-      </w:r>
-      <w:r>
-        <w:rPr>
-          <w:b/>
-          <w:sz w:val="14"/>
-          <w:szCs w:val="14"/>
-          <w:shd w:val="clear" w:color="auto" w:fill="B7B7B7"/>
-        </w:rPr>
-        <w:t>(GPT</w:t>
-      </w:r>
-      <w:r>
-        <w:rPr>
-          <w:rFonts w:ascii="Cambria Math" w:hAnsi="Cambria Math" w:cs="Cambria Math"/>
-          <w:b/>
-          <w:sz w:val="14"/>
-          <w:szCs w:val="14"/>
-          <w:shd w:val="clear" w:color="auto" w:fill="B7B7B7"/>
+          <w:rFonts w:ascii="Arial" w:eastAsia="Arial" w:hAnsi="Arial" w:cs="Arial"/>
+          <w:b/>
+          <w:color w:val="000000"/>
+          <w:sz w:val="18"/>
+          <w:highlight w:val="lightGray"/>
+        </w:rPr>
+        <w:t># Source: AI Source: Provided by: [Data Path</w:t>
+      </w:r>
+      <w:r>
+        <w:rPr>
+          <w:rFonts w:ascii="Arial" w:eastAsia="Arial" w:hAnsi="Arial" w:cs="Arial"/>
+          <w:color w:val="000000"/>
+          <w:sz w:val="18"/>
+          <w:highlight w:val="lightGray"/>
+        </w:rPr>
+        <w:t xml:space="preserve">: Persons Table -&gt; ID Column: 1, Name_En Column: Motasem Essam] -&gt; </w:t>
+      </w:r>
+      <w:r>
+        <w:rPr>
+          <w:rFonts w:ascii="Arial" w:eastAsia="Arial" w:hAnsi="Arial" w:cs="Arial"/>
+          <w:b/>
+          <w:color w:val="000000"/>
+          <w:sz w:val="18"/>
+          <w:highlight w:val="lightGray"/>
+        </w:rPr>
+        <w:t>From:</w:t>
+      </w:r>
+      <w:r>
+        <w:rPr>
+          <w:rFonts w:ascii="Arial" w:eastAsia="Arial" w:hAnsi="Arial" w:cs="Arial"/>
+          <w:color w:val="000000"/>
+          <w:sz w:val="18"/>
+          <w:highlight w:val="lightGray"/>
+        </w:rPr>
+        <w:t xml:space="preserve"> [Chatgpt (GPT</w:t>
+      </w:r>
+      <w:r>
+        <w:rPr>
+          <w:rFonts w:ascii="Arial" w:eastAsia="Arial" w:hAnsi="Arial" w:cs="Cambria Math"/>
+          <w:color w:val="000000"/>
+          <w:sz w:val="18"/>
+          <w:highlight w:val="lightGray"/>
         </w:rPr>
         <w:t>‑</w:t>
       </w:r>
       <w:r>
         <w:rPr>
-          <w:b/>
-          <w:sz w:val="14"/>
-          <w:szCs w:val="14"/>
-          <w:shd w:val="clear" w:color="auto" w:fill="B7B7B7"/>
-        </w:rPr>
-        <w:t>5 Mini) at [8/16/2025]</w:t>
+          <w:rFonts w:ascii="Arial" w:eastAsia="Arial" w:hAnsi="Arial" w:cs="Arial"/>
+          <w:color w:val="000000"/>
+          <w:sz w:val="18"/>
+          <w:highlight w:val="lightGray"/>
+        </w:rPr>
+        <w:t xml:space="preserve">5 Mini)] </w:t>
+      </w:r>
+      <w:r>
+        <w:rPr>
+          <w:rFonts w:ascii="Arial" w:eastAsia="Arial" w:hAnsi="Arial" w:cs="Arial"/>
+          <w:b/>
+          <w:color w:val="000000"/>
+          <w:sz w:val="18"/>
+          <w:highlight w:val="lightGray"/>
+        </w:rPr>
+        <w:t>on</w:t>
+      </w:r>
+      <w:r>
+        <w:rPr>
+          <w:rFonts w:ascii="Arial" w:eastAsia="Arial" w:hAnsi="Arial"/>
+          <w:sz w:val="18"/>
+          <w:highlight w:val="lightGray"/>
+        </w:rPr>
+        <w:t xml:space="preserve"> [8/16/2025]</w:t>
       </w:r>
     </w:p>
     <w:p>
@@ -1060,7 +1165,7 @@
           <w:ilvl w:val="0"/>
           <w:numId w:val="5"/>
         </w:numPr>
-        <w:spacing w:before="240"/>
+        <w:spacing w:before="240" w:after="0" w:line="276" w:lineRule="auto"/>
         <w:rPr>
           <w:rFonts w:ascii="Roboto Mono" w:eastAsia="Roboto Mono" w:hAnsi="Roboto Mono" w:cs="Roboto Mono"/>
         </w:rPr>
@@ -1084,6 +1189,7 @@
           <w:ilvl w:val="1"/>
           <w:numId w:val="5"/>
         </w:numPr>
+        <w:spacing w:after="0" w:line="276" w:lineRule="auto"/>
         <w:rPr>
           <w:rFonts w:ascii="Roboto Mono" w:eastAsia="Roboto Mono" w:hAnsi="Roboto Mono" w:cs="Roboto Mono"/>
         </w:rPr>
@@ -1109,6 +1215,7 @@
           <w:ilvl w:val="1"/>
           <w:numId w:val="5"/>
         </w:numPr>
+        <w:spacing w:after="0" w:line="276" w:lineRule="auto"/>
         <w:rPr>
           <w:rFonts w:ascii="Roboto Mono" w:eastAsia="Roboto Mono" w:hAnsi="Roboto Mono" w:cs="Roboto Mono"/>
         </w:rPr>
@@ -1134,7 +1241,7 @@
           <w:ilvl w:val="1"/>
           <w:numId w:val="5"/>
         </w:numPr>
-        <w:spacing w:after="240"/>
+        <w:spacing w:after="240" w:line="276" w:lineRule="auto"/>
         <w:rPr>
           <w:rFonts w:ascii="Roboto Mono" w:eastAsia="Roboto Mono" w:hAnsi="Roboto Mono" w:cs="Roboto Mono"/>
         </w:rPr>
@@ -1156,7 +1263,7 @@
     </w:p>
     <w:p>
       <w:r>
-        <w:pict w14:anchorId="3CF3AD23">
+        <w:pict w14:anchorId="7ABEB18A">
           <v:rect id="_x0000_i1028" style="width:0;height:1.5pt" o:hralign="center" o:hrstd="t" o:hr="t" fillcolor="#a0a0a0" stroked="f"/>
         </w:pict>
       </w:r>
@@ -1180,51 +1287,77 @@
       </w:pPr>
       <w:r>
         <w:rPr>
-          <w:b/>
-          <w:shd w:val="clear" w:color="auto" w:fill="B7B7B7"/>
-        </w:rPr>
-        <w:t># Source</w:t>
-      </w:r>
-      <w:r>
-        <w:rPr>
-          <w:shd w:val="clear" w:color="auto" w:fill="B7B7B7"/>
-        </w:rPr>
-        <w:t xml:space="preserve">: </w:t>
-      </w:r>
-      <w:r>
-        <w:rPr>
-          <w:b/>
-          <w:shd w:val="clear" w:color="auto" w:fill="B7B7B7"/>
-        </w:rPr>
-        <w:t xml:space="preserve">Chatgpt </w:t>
-      </w:r>
-      <w:r>
-        <w:rPr>
-          <w:b/>
-          <w:sz w:val="14"/>
-          <w:szCs w:val="14"/>
-          <w:shd w:val="clear" w:color="auto" w:fill="B7B7B7"/>
-        </w:rPr>
-        <w:t>(GPT</w:t>
-      </w:r>
-      <w:r>
-        <w:rPr>
-          <w:rFonts w:ascii="Cambria Math" w:hAnsi="Cambria Math" w:cs="Cambria Math"/>
-          <w:b/>
-          <w:sz w:val="14"/>
-          <w:szCs w:val="14"/>
-          <w:shd w:val="clear" w:color="auto" w:fill="B7B7B7"/>
+          <w:rFonts w:ascii="Arial" w:eastAsia="Arial" w:hAnsi="Arial" w:cs="Arial"/>
+          <w:b/>
+          <w:color w:val="000000"/>
+          <w:sz w:val="18"/>
+          <w:highlight w:val="lightGray"/>
+        </w:rPr>
+        <w:t># Source: AI Source: Provided by: [Data Path</w:t>
+      </w:r>
+      <w:r>
+        <w:rPr>
+          <w:rFonts w:ascii="Arial" w:eastAsia="Arial" w:hAnsi="Arial" w:cs="Arial"/>
+          <w:color w:val="000000"/>
+          <w:sz w:val="18"/>
+          <w:highlight w:val="lightGray"/>
+        </w:rPr>
+        <w:t xml:space="preserve">: Persons Table -&gt; ID Column: 1, Name_En Column: Motasem Essam] -&gt; </w:t>
+      </w:r>
+      <w:r>
+        <w:rPr>
+          <w:rFonts w:ascii="Arial" w:eastAsia="Arial" w:hAnsi="Arial" w:cs="Arial"/>
+          <w:b/>
+          <w:color w:val="000000"/>
+          <w:sz w:val="18"/>
+          <w:highlight w:val="lightGray"/>
+        </w:rPr>
+        <w:t>From:</w:t>
+      </w:r>
+      <w:r>
+        <w:rPr>
+          <w:rFonts w:ascii="Arial" w:eastAsia="Arial" w:hAnsi="Arial" w:cs="Arial"/>
+          <w:color w:val="000000"/>
+          <w:sz w:val="18"/>
+          <w:highlight w:val="lightGray"/>
+        </w:rPr>
+        <w:t xml:space="preserve"> [Chatgpt (GPT</w:t>
+      </w:r>
+      <w:r>
+        <w:rPr>
+          <w:rFonts w:ascii="Arial" w:eastAsia="Arial" w:hAnsi="Arial" w:cs="Cambria Math"/>
+          <w:color w:val="000000"/>
+          <w:sz w:val="18"/>
+          <w:highlight w:val="lightGray"/>
         </w:rPr>
         <w:t>‑</w:t>
       </w:r>
       <w:r>
         <w:rPr>
-          <w:b/>
-          <w:sz w:val="14"/>
-          <w:szCs w:val="14"/>
-          <w:shd w:val="clear" w:color="auto" w:fill="B7B7B7"/>
-        </w:rPr>
-        <w:t>5 Mini) at [8/16/2025]</w:t>
+          <w:rFonts w:ascii="Arial" w:eastAsia="Arial" w:hAnsi="Arial" w:cs="Arial"/>
+          <w:color w:val="000000"/>
+          <w:sz w:val="18"/>
+          <w:highlight w:val="lightGray"/>
+        </w:rPr>
+        <w:t xml:space="preserve">5 Mini)] </w:t>
+      </w:r>
+      <w:r>
+        <w:rPr>
+          <w:rFonts w:ascii="Arial" w:eastAsia="Arial" w:hAnsi="Arial" w:cs="Arial"/>
+          <w:b/>
+          <w:color w:val="000000"/>
+          <w:sz w:val="18"/>
+          <w:highlight w:val="lightGray"/>
+        </w:rPr>
+        <w:t>on</w:t>
+      </w:r>
+      <w:r>
+        <w:rPr>
+          <w:rFonts w:ascii="Arial" w:eastAsia="Arial" w:hAnsi="Arial"/>
+          <w:sz w:val="18"/>
+          <w:highlight w:val="lightGray"/>
+        </w:rPr>
+        <w:t xml:space="preserve"> [8/16/2025]</w:t>
       </w:r>
     </w:p>
     <w:p>
@@ -1233,7 +1366,7 @@
           <w:ilvl w:val="0"/>
           <w:numId w:val="2"/>
         </w:numPr>
-        <w:spacing w:before="240"/>
+        <w:spacing w:before="240" w:after="0" w:line="276" w:lineRule="auto"/>
       </w:pPr>
       <w:r>
         <w:rPr>
@@ -1267,13 +1400,12 @@
           <w:ilvl w:val="0"/>
           <w:numId w:val="2"/>
         </w:numPr>
-        <w:spacing w:after="240"/>
-      </w:pPr>
-      <w:r>
-        <w:rPr>
-          <w:rFonts w:ascii="Roboto Mono" w:eastAsia="Roboto Mono" w:hAnsi="Roboto Mono" w:cs="Roboto Mono"/>
-        </w:rPr>
-        <w:lastRenderedPageBreak/>
+        <w:spacing w:after="240" w:line="276" w:lineRule="auto"/>
+      </w:pPr>
+      <w:r>
+        <w:rPr>
+          <w:rFonts w:ascii="Roboto Mono" w:eastAsia="Roboto Mono" w:hAnsi="Roboto Mono" w:cs="Roboto Mono"/>
+        </w:rPr>
         <w:t xml:space="preserve">Helps ensure </w:t>
       </w:r>
       <w:r>
@@ -1315,51 +1447,77 @@
       </w:pPr>
       <w:r>
         <w:rPr>
-          <w:b/>
-          <w:shd w:val="clear" w:color="auto" w:fill="B7B7B7"/>
-        </w:rPr>
-        <w:t># Source</w:t>
-      </w:r>
-      <w:r>
-        <w:rPr>
-          <w:shd w:val="clear" w:color="auto" w:fill="B7B7B7"/>
-        </w:rPr>
-        <w:t xml:space="preserve">: </w:t>
-      </w:r>
-      <w:r>
-        <w:rPr>
-          <w:b/>
-          <w:shd w:val="clear" w:color="auto" w:fill="B7B7B7"/>
-        </w:rPr>
-        <w:t xml:space="preserve">Chatgpt </w:t>
-      </w:r>
-      <w:r>
-        <w:rPr>
-          <w:b/>
-          <w:sz w:val="14"/>
-          <w:szCs w:val="14"/>
-          <w:shd w:val="clear" w:color="auto" w:fill="B7B7B7"/>
-        </w:rPr>
-        <w:t>(GPT</w:t>
-      </w:r>
-      <w:r>
-        <w:rPr>
-          <w:rFonts w:ascii="Cambria Math" w:hAnsi="Cambria Math" w:cs="Cambria Math"/>
-          <w:b/>
-          <w:sz w:val="14"/>
-          <w:szCs w:val="14"/>
-          <w:shd w:val="clear" w:color="auto" w:fill="B7B7B7"/>
+          <w:rFonts w:ascii="Arial" w:eastAsia="Arial" w:hAnsi="Arial" w:cs="Arial"/>
+          <w:b/>
+          <w:color w:val="000000"/>
+          <w:sz w:val="18"/>
+          <w:highlight w:val="lightGray"/>
+        </w:rPr>
+        <w:t># Source: AI Source: Provided by: [Data Path</w:t>
+      </w:r>
+      <w:r>
+        <w:rPr>
+          <w:rFonts w:ascii="Arial" w:eastAsia="Arial" w:hAnsi="Arial" w:cs="Arial"/>
+          <w:color w:val="000000"/>
+          <w:sz w:val="18"/>
+          <w:highlight w:val="lightGray"/>
+        </w:rPr>
+        <w:t xml:space="preserve">: Persons Table -&gt; ID Column: 1, Name_En Column: Motasem Essam] -&gt; </w:t>
+      </w:r>
+      <w:r>
+        <w:rPr>
+          <w:rFonts w:ascii="Arial" w:eastAsia="Arial" w:hAnsi="Arial" w:cs="Arial"/>
+          <w:b/>
+          <w:color w:val="000000"/>
+          <w:sz w:val="18"/>
+          <w:highlight w:val="lightGray"/>
+        </w:rPr>
+        <w:t>From:</w:t>
+      </w:r>
+      <w:r>
+        <w:rPr>
+          <w:rFonts w:ascii="Arial" w:eastAsia="Arial" w:hAnsi="Arial" w:cs="Arial"/>
+          <w:color w:val="000000"/>
+          <w:sz w:val="18"/>
+          <w:highlight w:val="lightGray"/>
+        </w:rPr>
+        <w:t xml:space="preserve"> [Chatgpt (GPT</w:t>
+      </w:r>
+      <w:r>
+        <w:rPr>
+          <w:rFonts w:ascii="Arial" w:eastAsia="Arial" w:hAnsi="Arial" w:cs="Cambria Math"/>
+          <w:color w:val="000000"/>
+          <w:sz w:val="18"/>
+          <w:highlight w:val="lightGray"/>
         </w:rPr>
         <w:t>‑</w:t>
       </w:r>
       <w:r>
         <w:rPr>
-          <w:b/>
-          <w:sz w:val="14"/>
-          <w:szCs w:val="14"/>
-          <w:shd w:val="clear" w:color="auto" w:fill="B7B7B7"/>
-        </w:rPr>
-        <w:t>5 Mini) at [8/16/2025]</w:t>
+          <w:rFonts w:ascii="Arial" w:eastAsia="Arial" w:hAnsi="Arial" w:cs="Arial"/>
+          <w:color w:val="000000"/>
+          <w:sz w:val="18"/>
+          <w:highlight w:val="lightGray"/>
+        </w:rPr>
+        <w:t xml:space="preserve">5 Mini)] </w:t>
+      </w:r>
+      <w:r>
+        <w:rPr>
+          <w:rFonts w:ascii="Arial" w:eastAsia="Arial" w:hAnsi="Arial" w:cs="Arial"/>
+          <w:b/>
+          <w:color w:val="000000"/>
+          <w:sz w:val="18"/>
+          <w:highlight w:val="lightGray"/>
+        </w:rPr>
+        <w:t>on</w:t>
+      </w:r>
+      <w:r>
+        <w:rPr>
+          <w:rFonts w:ascii="Arial" w:eastAsia="Arial" w:hAnsi="Arial"/>
+          <w:sz w:val="18"/>
+          <w:highlight w:val="lightGray"/>
+        </w:rPr>
+        <w:t xml:space="preserve"> [8/16/2025]</w:t>
       </w:r>
     </w:p>
     <w:p>
@@ -1368,7 +1526,7 @@
           <w:ilvl w:val="0"/>
           <w:numId w:val="6"/>
         </w:numPr>
-        <w:spacing w:before="240"/>
+        <w:spacing w:before="240" w:after="0" w:line="276" w:lineRule="auto"/>
         <w:rPr>
           <w:rFonts w:ascii="Roboto Mono" w:eastAsia="Roboto Mono" w:hAnsi="Roboto Mono" w:cs="Roboto Mono"/>
         </w:rPr>
@@ -1392,7 +1550,7 @@
           <w:ilvl w:val="0"/>
           <w:numId w:val="6"/>
         </w:numPr>
-        <w:spacing w:after="240"/>
+        <w:spacing w:after="240" w:line="276" w:lineRule="auto"/>
       </w:pPr>
       <w:r>
         <w:rPr>
@@ -1422,7 +1580,7 @@
     </w:p>
     <w:p>
       <w:r>
-        <w:pict w14:anchorId="6B45FE5D">
+        <w:pict w14:anchorId="00ADF126">
           <v:rect id="_x0000_i1029" style="width:0;height:1.5pt" o:hralign="center" o:hrstd="t" o:hr="t" fillcolor="#a0a0a0" stroked="f"/>
         </w:pict>
       </w:r>
@@ -1489,19 +1647,20 @@
     </w:p>
     <w:p>
       <w:r>
-        <w:pict w14:anchorId="773C3024">
+        <w:pict w14:anchorId="2C08F594">
           <v:rect id="_x0000_i1030" style="width:0;height:1.5pt" o:hralign="center" o:hrstd="t" o:hr="t" fillcolor="#a0a0a0" stroked="f"/>
         </w:pict>
       </w:r>
     </w:p>
+    <w:p/>
     <w:p/>
     <w:p/>
     <w:p/>
     <w:sectPr>
       <w:pgSz w:w="12240" w:h="15840"/>
       <w:pgMar w:top="1440" w:right="1440" w:bottom="1440" w:left="1440" w:header="720" w:footer="720" w:gutter="0"/>
-      <w:pgNumType w:start="1"/>
       <w:cols w:space="720"/>
+      <w:docGrid w:linePitch="360"/>
     </w:sectPr>
   </w:body>
 </w:document>
@@ -2840,18 +2999,6 @@
   <w:style w:type="paragraph" w:default="1" w:styleId="Normal">
     <w:name w:val="Normal"/>
     <w:qFormat/>
-    <w:rsid w:val="001B5A8B"/>
-    <w:pPr>
-      <w:spacing w:after="0" w:line="276" w:lineRule="auto"/>
-    </w:pPr>
-    <w:rPr>
-      <w:rFonts w:ascii="Arial" w:eastAsia="Arial" w:hAnsi="Arial" w:cs="Arial"/>
-      <w:kern w:val="0"/>
-      <w:sz w:val="22"/>
-      <w:szCs w:val="22"/>
-      <w:lang w:val="en"/>
-      <w14:ligatures w14:val="none"/>
-    </w:rPr>
   </w:style>
   <w:style w:type="paragraph" w:styleId="Heading1">
     <w:name w:val="heading 1"/>
@@ -2860,7 +3007,7 @@
     <w:link w:val="Heading1Char"/>
     <w:uiPriority w:val="9"/>
     <w:qFormat/>
-    <w:rsid w:val="00644FF5"/>
+    <w:rsid w:val="00215BB4"/>
     <w:pPr>
       <w:keepNext/>
       <w:keepLines/>
@@ -2882,7 +3029,7 @@
     <w:uiPriority w:val="9"/>
     <w:unhideWhenUsed/>
     <w:qFormat/>
-    <w:rsid w:val="00644FF5"/>
+    <w:rsid w:val="00215BB4"/>
     <w:pPr>
       <w:keepNext/>
       <w:keepLines/>
@@ -2905,7 +3052,7 @@
     <w:semiHidden/>
     <w:unhideWhenUsed/>
     <w:qFormat/>
-    <w:rsid w:val="00644FF5"/>
+    <w:rsid w:val="00215BB4"/>
     <w:pPr>
       <w:keepNext/>
       <w:keepLines/>
@@ -2928,7 +3075,7 @@
     <w:semiHidden/>
     <w:unhideWhenUsed/>
     <w:qFormat/>
-    <w:rsid w:val="00644FF5"/>
+    <w:rsid w:val="00215BB4"/>
     <w:pPr>
       <w:keepNext/>
       <w:keepLines/>
@@ -2951,7 +3098,7 @@
     <w:semiHidden/>
     <w:unhideWhenUsed/>
     <w:qFormat/>
-    <w:rsid w:val="00644FF5"/>
+    <w:rsid w:val="00215BB4"/>
     <w:pPr>
       <w:keepNext/>
       <w:keepLines/>
@@ -2972,11 +3119,11 @@
     <w:semiHidden/>
     <w:unhideWhenUsed/>
     <w:qFormat/>
-    <w:rsid w:val="00644FF5"/>
+    <w:rsid w:val="00215BB4"/>
     <w:pPr>
       <w:keepNext/>
       <w:keepLines/>
-      <w:spacing w:before="40"/>
+      <w:spacing w:before="40" w:after="0"/>
       <w:outlineLvl w:val="5"/>
     </w:pPr>
     <w:rPr>
@@ -2995,11 +3142,11 @@
     <w:semiHidden/>
     <w:unhideWhenUsed/>
     <w:qFormat/>
-    <w:rsid w:val="00644FF5"/>
+    <w:rsid w:val="00215BB4"/>
     <w:pPr>
       <w:keepNext/>
       <w:keepLines/>
-      <w:spacing w:before="40"/>
+      <w:spacing w:before="40" w:after="0"/>
       <w:outlineLvl w:val="6"/>
     </w:pPr>
     <w:rPr>
@@ -3016,10 +3163,11 @@
     <w:semiHidden/>
     <w:unhideWhenUsed/>
     <w:qFormat/>
-    <w:rsid w:val="00644FF5"/>
+    <w:rsid w:val="00215BB4"/>
     <w:pPr>
       <w:keepNext/>
       <w:keepLines/>
+      <w:spacing w:after="0"/>
       <w:outlineLvl w:val="7"/>
     </w:pPr>
     <w:rPr>
@@ -3038,10 +3186,11 @@
     <w:semiHidden/>
     <w:unhideWhenUsed/>
     <w:qFormat/>
-    <w:rsid w:val="00644FF5"/>
+    <w:rsid w:val="00215BB4"/>
     <w:pPr>
       <w:keepNext/>
       <w:keepLines/>
+      <w:spacing w:after="0"/>
       <w:outlineLvl w:val="8"/>
     </w:pPr>
     <w:rPr>
@@ -3081,7 +3230,7 @@
     <w:basedOn w:val="DefaultParagraphFont"/>
     <w:link w:val="Heading1"/>
     <w:uiPriority w:val="9"/>
-    <w:rsid w:val="00644FF5"/>
+    <w:rsid w:val="00215BB4"/>
     <w:rPr>
       <w:rFonts w:asciiTheme="majorHAnsi" w:eastAsiaTheme="majorEastAsia" w:hAnsiTheme="majorHAnsi" w:cstheme="majorBidi"/>
       <w:color w:val="2F5496" w:themeColor="accent1" w:themeShade="BF"/>
@@ -3094,7 +3243,7 @@
     <w:basedOn w:val="DefaultParagraphFont"/>
     <w:link w:val="Heading2"/>
     <w:uiPriority w:val="9"/>
-    <w:rsid w:val="00644FF5"/>
+    <w:rsid w:val="00215BB4"/>
     <w:rPr>
       <w:rFonts w:asciiTheme="majorHAnsi" w:eastAsiaTheme="majorEastAsia" w:hAnsiTheme="majorHAnsi" w:cstheme="majorBidi"/>
       <w:color w:val="2F5496" w:themeColor="accent1" w:themeShade="BF"/>
@@ -3108,7 +3257,7 @@
     <w:link w:val="Heading3"/>
     <w:uiPriority w:val="9"/>
     <w:semiHidden/>
-    <w:rsid w:val="00644FF5"/>
+    <w:rsid w:val="00215BB4"/>
     <w:rPr>
       <w:rFonts w:eastAsiaTheme="majorEastAsia" w:cstheme="majorBidi"/>
       <w:color w:val="2F5496" w:themeColor="accent1" w:themeShade="BF"/>
@@ -3122,7 +3271,7 @@
     <w:link w:val="Heading4"/>
     <w:uiPriority w:val="9"/>
     <w:semiHidden/>
-    <w:rsid w:val="00644FF5"/>
+    <w:rsid w:val="00215BB4"/>
     <w:rPr>
       <w:rFonts w:eastAsiaTheme="majorEastAsia" w:cstheme="majorBidi"/>
       <w:i/>
@@ -3136,7 +3285,7 @@
     <w:link w:val="Heading5"/>
     <w:uiPriority w:val="9"/>
     <w:semiHidden/>
-    <w:rsid w:val="00644FF5"/>
+    <w:rsid w:val="00215BB4"/>
     <w:rPr>
       <w:rFonts w:eastAsiaTheme="majorEastAsia" w:cstheme="majorBidi"/>
       <w:color w:val="2F5496" w:themeColor="accent1" w:themeShade="BF"/>
@@ -3148,7 +3297,7 @@
     <w:link w:val="Heading6"/>
     <w:uiPriority w:val="9"/>
     <w:semiHidden/>
-    <w:rsid w:val="00644FF5"/>
+    <w:rsid w:val="00215BB4"/>
     <w:rPr>
       <w:rFonts w:eastAsiaTheme="majorEastAsia" w:cstheme="majorBidi"/>
       <w:i/>
@@ -3162,7 +3311,7 @@
     <w:link w:val="Heading7"/>
     <w:uiPriority w:val="9"/>
     <w:semiHidden/>
-    <w:rsid w:val="00644FF5"/>
+    <w:rsid w:val="00215BB4"/>
     <w:rPr>
       <w:rFonts w:eastAsiaTheme="majorEastAsia" w:cstheme="majorBidi"/>
       <w:color w:val="595959" w:themeColor="text1" w:themeTint="A6"/>
@@ -3174,7 +3323,7 @@
     <w:link w:val="Heading8"/>
     <w:uiPriority w:val="9"/>
     <w:semiHidden/>
-    <w:rsid w:val="00644FF5"/>
+    <w:rsid w:val="00215BB4"/>
     <w:rPr>
       <w:rFonts w:eastAsiaTheme="majorEastAsia" w:cstheme="majorBidi"/>
       <w:i/>
@@ -3188,7 +3337,7 @@
     <w:link w:val="Heading9"/>
     <w:uiPriority w:val="9"/>
     <w:semiHidden/>
-    <w:rsid w:val="00644FF5"/>
+    <w:rsid w:val="00215BB4"/>
     <w:rPr>
       <w:rFonts w:eastAsiaTheme="majorEastAsia" w:cstheme="majorBidi"/>
       <w:color w:val="272727" w:themeColor="text1" w:themeTint="D8"/>
@@ -3201,7 +3350,7 @@
     <w:link w:val="TitleChar"/>
     <w:uiPriority w:val="10"/>
     <w:qFormat/>
-    <w:rsid w:val="00644FF5"/>
+    <w:rsid w:val="00215BB4"/>
     <w:pPr>
       <w:spacing w:after="80" w:line="240" w:lineRule="auto"/>
       <w:contextualSpacing/>
@@ -3219,7 +3368,7 @@
     <w:basedOn w:val="DefaultParagraphFont"/>
     <w:link w:val="Title"/>
     <w:uiPriority w:val="10"/>
-    <w:rsid w:val="00644FF5"/>
+    <w:rsid w:val="00215BB4"/>
     <w:rPr>
       <w:rFonts w:asciiTheme="majorHAnsi" w:eastAsiaTheme="majorEastAsia" w:hAnsiTheme="majorHAnsi" w:cstheme="majorBidi"/>
       <w:spacing w:val="-10"/>
@@ -3235,7 +3384,7 @@
     <w:link w:val="SubtitleChar"/>
     <w:uiPriority w:val="11"/>
     <w:qFormat/>
-    <w:rsid w:val="00644FF5"/>
+    <w:rsid w:val="00215BB4"/>
     <w:pPr>
       <w:numPr>
         <w:ilvl w:val="1"/>
@@ -3254,7 +3403,7 @@
     <w:basedOn w:val="DefaultParagraphFont"/>
     <w:link w:val="Subtitle"/>
     <w:uiPriority w:val="11"/>
-    <w:rsid w:val="00644FF5"/>
+    <w:rsid w:val="00215BB4"/>
     <w:rPr>
       <w:rFonts w:eastAsiaTheme="majorEastAsia" w:cstheme="majorBidi"/>
       <w:color w:val="595959" w:themeColor="text1" w:themeTint="A6"/>
@@ -3270,7 +3419,7 @@
     <w:link w:val="QuoteChar"/>
     <w:uiPriority w:val="29"/>
     <w:qFormat/>
-    <w:rsid w:val="00644FF5"/>
+    <w:rsid w:val="00215BB4"/>
     <w:pPr>
       <w:spacing w:before="160"/>
       <w:jc w:val="center"/>
@@ -3286,7 +3435,7 @@
     <w:basedOn w:val="DefaultParagraphFont"/>
     <w:link w:val="Quote"/>
     <w:uiPriority w:val="29"/>
-    <w:rsid w:val="00644FF5"/>
+    <w:rsid w:val="00215BB4"/>
     <w:rPr>
       <w:i/>
       <w:iCs/>
@@ -3298,7 +3447,7 @@
     <w:basedOn w:val="Normal"/>
     <w:uiPriority w:val="34"/>
     <w:qFormat/>
-    <w:rsid w:val="00644FF5"/>
+    <w:rsid w:val="00215BB4"/>
     <w:pPr>
       <w:ind w:left="720"/>
       <w:contextualSpacing/>
@@ -3309,7 +3458,7 @@
     <w:basedOn w:val="DefaultParagraphFont"/>
     <w:uiPriority w:val="21"/>
     <w:qFormat/>
-    <w:rsid w:val="00644FF5"/>
+    <w:rsid w:val="00215BB4"/>
     <w:rPr>
       <w:i/>
       <w:iCs/>
@@ -3323,7 +3472,7 @@
     <w:link w:val="IntenseQuoteChar"/>
     <w:uiPriority w:val="30"/>
     <w:qFormat/>
-    <w:rsid w:val="00644FF5"/>
+    <w:rsid w:val="00215BB4"/>
     <w:pPr>
       <w:pBdr>
         <w:top w:val="single" w:sz="4" w:space="10" w:color="2F5496" w:themeColor="accent1" w:themeShade="BF"/>
@@ -3344,7 +3493,7 @@
     <w:basedOn w:val="DefaultParagraphFont"/>
     <w:link w:val="IntenseQuote"/>
     <w:uiPriority w:val="30"/>
-    <w:rsid w:val="00644FF5"/>
+    <w:rsid w:val="00215BB4"/>
     <w:rPr>
       <w:i/>
       <w:iCs/>
@@ -3356,7 +3505,7 @@
     <w:basedOn w:val="DefaultParagraphFont"/>
     <w:uiPriority w:val="32"/>
     <w:qFormat/>
-    <w:rsid w:val="00644FF5"/>
+    <w:rsid w:val="00215BB4"/>
     <w:rPr>
       <w:b/>
       <w:bCs/>
